--- a/klagomål/A 31599-2026 FSC-klagomål.docx
+++ b/klagomål/A 31599-2026 FSC-klagomål.docx
@@ -672,7 +672,7 @@
     <w:r>
       <w:tab/>
       <w:tab/>
-      <w:t>2026-09-14</w:t>
+      <w:t>2026-09-15</w:t>
       <w:br/>
       <w:br/>
     </w:r>

--- a/klagomål/A 31599-2026 FSC-klagomål.docx
+++ b/klagomål/A 31599-2026 FSC-klagomål.docx
@@ -672,7 +672,7 @@
     <w:r>
       <w:tab/>
       <w:tab/>
-      <w:t>2026-09-15</w:t>
+      <w:t>2026-09-16</w:t>
       <w:br/>
       <w:br/>
     </w:r>

--- a/klagomål/A 31599-2026 FSC-klagomål.docx
+++ b/klagomål/A 31599-2026 FSC-klagomål.docx
@@ -216,12 +216,12 @@
         <w:spacing w:after="240"/>
       </w:pPr>
       <w:r>
-        <w:t>Figur 1. Fyndplatser för naturvårdsarter inom 17 meter från avverkningsanmälan. Markörer utan svart kant är placerade på fyndplatsen. Markörer med svart kant är placerade vid sidan av fyndplatsen och har ett svart streck som visar fyndplatsens exakta position. Kartans mittpunktskoordinat är N 6245023, E 376119 i SWEREF 99 TM.</w:t>
+        <w:t>Figur 1. Fyndplatser för naturvårdsarter inom 19 meter från avverkningsanmälan. Markörer utan svart kant är placerade på fyndplatsen. Markörer med svart kant är placerade vid sidan av fyndplatsen och har ett svart streck som visar fyndplatsens exakta position. Kartans mittpunktskoordinat är N 6245023, E 376119 i SWEREF 99 TM.</w:t>
       </w:r>
     </w:p>
     <w:p>
       <w:r>
-        <w:t>Inom 17 meter från avverkningsanmälan finns fynd av 1 naturvårdsarter, varav 1 är fridlyst och 1 är signalart (S): ekoxe (S, §6). Se Figur 1.</w:t>
+        <w:t>Inom 19 meter från avverkningsanmälan finns fynd av 1 naturvårdsarter, varav 1 är fridlyst och 1 är signalart (S): ekoxe (S, §6). Se Figur 1.</w:t>
       </w:r>
     </w:p>
     <w:p>
@@ -672,7 +672,7 @@
     <w:r>
       <w:tab/>
       <w:tab/>
-      <w:t>2026-09-16</w:t>
+      <w:t>2026-09-17</w:t>
       <w:br/>
       <w:br/>
     </w:r>

--- a/klagomål/A 31599-2026 FSC-klagomål.docx
+++ b/klagomål/A 31599-2026 FSC-klagomål.docx
@@ -672,7 +672,7 @@
     <w:r>
       <w:tab/>
       <w:tab/>
-      <w:t>2026-09-17</w:t>
+      <w:t>2026-09-18</w:t>
       <w:br/>
       <w:br/>
     </w:r>

--- a/klagomål/A 31599-2026 FSC-klagomål.docx
+++ b/klagomål/A 31599-2026 FSC-klagomål.docx
@@ -672,7 +672,7 @@
     <w:r>
       <w:tab/>
       <w:tab/>
-      <w:t>2026-09-18</w:t>
+      <w:t>2026-09-19</w:t>
       <w:br/>
       <w:br/>
     </w:r>

--- a/klagomål/A 31599-2026 FSC-klagomål.docx
+++ b/klagomål/A 31599-2026 FSC-klagomål.docx
@@ -672,7 +672,7 @@
     <w:r>
       <w:tab/>
       <w:tab/>
-      <w:t>2026-09-19</w:t>
+      <w:t>2026-09-21</w:t>
       <w:br/>
       <w:br/>
     </w:r>

--- a/klagomål/A 31599-2026 FSC-klagomål.docx
+++ b/klagomål/A 31599-2026 FSC-klagomål.docx
@@ -672,7 +672,7 @@
     <w:r>
       <w:tab/>
       <w:tab/>
-      <w:t>2026-09-21</w:t>
+      <w:t>2026-09-23</w:t>
       <w:br/>
       <w:br/>
     </w:r>

--- a/klagomål/A 31599-2026 FSC-klagomål.docx
+++ b/klagomål/A 31599-2026 FSC-klagomål.docx
@@ -672,7 +672,7 @@
     <w:r>
       <w:tab/>
       <w:tab/>
-      <w:t>2026-09-23</w:t>
+      <w:t>2026-09-24</w:t>
       <w:br/>
       <w:br/>
     </w:r>

--- a/klagomål/A 31599-2026 FSC-klagomål.docx
+++ b/klagomål/A 31599-2026 FSC-klagomål.docx
@@ -672,7 +672,7 @@
     <w:r>
       <w:tab/>
       <w:tab/>
-      <w:t>2026-09-24</w:t>
+      <w:t>2026-09-25</w:t>
       <w:br/>
       <w:br/>
     </w:r>

--- a/klagomål/A 31599-2026 FSC-klagomål.docx
+++ b/klagomål/A 31599-2026 FSC-klagomål.docx
@@ -672,7 +672,7 @@
     <w:r>
       <w:tab/>
       <w:tab/>
-      <w:t>2026-09-25</w:t>
+      <w:t>2026-09-26</w:t>
       <w:br/>
       <w:br/>
     </w:r>

--- a/klagomål/A 31599-2026 FSC-klagomål.docx
+++ b/klagomål/A 31599-2026 FSC-klagomål.docx
@@ -672,7 +672,7 @@
     <w:r>
       <w:tab/>
       <w:tab/>
-      <w:t>2026-09-26</w:t>
+      <w:t>2026-09-27</w:t>
       <w:br/>
       <w:br/>
     </w:r>

--- a/klagomål/A 31599-2026 FSC-klagomål.docx
+++ b/klagomål/A 31599-2026 FSC-klagomål.docx
@@ -672,7 +672,7 @@
     <w:r>
       <w:tab/>
       <w:tab/>
-      <w:t>2026-09-27</w:t>
+      <w:t>2026-09-28</w:t>
       <w:br/>
       <w:br/>
     </w:r>

--- a/klagomål/A 31599-2026 FSC-klagomål.docx
+++ b/klagomål/A 31599-2026 FSC-klagomål.docx
@@ -672,7 +672,7 @@
     <w:r>
       <w:tab/>
       <w:tab/>
-      <w:t>2026-09-28</w:t>
+      <w:t>2026-09-29</w:t>
       <w:br/>
       <w:br/>
     </w:r>

--- a/klagomål/A 31599-2026 FSC-klagomål.docx
+++ b/klagomål/A 31599-2026 FSC-klagomål.docx
@@ -672,7 +672,7 @@
     <w:r>
       <w:tab/>
       <w:tab/>
-      <w:t>2026-09-29</w:t>
+      <w:t>2026-09-30</w:t>
       <w:br/>
       <w:br/>
     </w:r>

--- a/klagomål/A 31599-2026 FSC-klagomål.docx
+++ b/klagomål/A 31599-2026 FSC-klagomål.docx
@@ -672,7 +672,7 @@
     <w:r>
       <w:tab/>
       <w:tab/>
-      <w:t>2026-09-30</w:t>
+      <w:t>2026-10-01</w:t>
       <w:br/>
       <w:br/>
     </w:r>

--- a/klagomål/A 31599-2026 FSC-klagomål.docx
+++ b/klagomål/A 31599-2026 FSC-klagomål.docx
@@ -672,7 +672,7 @@
     <w:r>
       <w:tab/>
       <w:tab/>
-      <w:t>2026-10-01</w:t>
+      <w:t>2026-10-02</w:t>
       <w:br/>
       <w:br/>
     </w:r>

--- a/klagomål/A 31599-2026 FSC-klagomål.docx
+++ b/klagomål/A 31599-2026 FSC-klagomål.docx
@@ -672,7 +672,7 @@
     <w:r>
       <w:tab/>
       <w:tab/>
-      <w:t>2026-10-02</w:t>
+      <w:t>2026-10-03</w:t>
       <w:br/>
       <w:br/>
     </w:r>

--- a/klagomål/A 31599-2026 FSC-klagomål.docx
+++ b/klagomål/A 31599-2026 FSC-klagomål.docx
@@ -672,7 +672,7 @@
     <w:r>
       <w:tab/>
       <w:tab/>
-      <w:t>2026-10-03</w:t>
+      <w:t>2026-10-04</w:t>
       <w:br/>
       <w:br/>
     </w:r>

--- a/klagomål/A 31599-2026 FSC-klagomål.docx
+++ b/klagomål/A 31599-2026 FSC-klagomål.docx
@@ -672,7 +672,7 @@
     <w:r>
       <w:tab/>
       <w:tab/>
-      <w:t>2026-10-04</w:t>
+      <w:t>2026-10-05</w:t>
       <w:br/>
       <w:br/>
     </w:r>

--- a/klagomål/A 31599-2026 FSC-klagomål.docx
+++ b/klagomål/A 31599-2026 FSC-klagomål.docx
@@ -672,7 +672,7 @@
     <w:r>
       <w:tab/>
       <w:tab/>
-      <w:t>2026-10-05</w:t>
+      <w:t>2026-10-06</w:t>
       <w:br/>
       <w:br/>
     </w:r>

--- a/klagomål/A 31599-2026 FSC-klagomål.docx
+++ b/klagomål/A 31599-2026 FSC-klagomål.docx
@@ -672,7 +672,7 @@
     <w:r>
       <w:tab/>
       <w:tab/>
-      <w:t>2026-10-06</w:t>
+      <w:t>2026-10-07</w:t>
       <w:br/>
       <w:br/>
     </w:r>

--- a/klagomål/A 31599-2026 FSC-klagomål.docx
+++ b/klagomål/A 31599-2026 FSC-klagomål.docx
@@ -672,7 +672,7 @@
     <w:r>
       <w:tab/>
       <w:tab/>
-      <w:t>2026-10-07</w:t>
+      <w:t>2026-10-08</w:t>
       <w:br/>
       <w:br/>
     </w:r>

--- a/klagomål/A 31599-2026 FSC-klagomål.docx
+++ b/klagomål/A 31599-2026 FSC-klagomål.docx
@@ -672,7 +672,7 @@
     <w:r>
       <w:tab/>
       <w:tab/>
-      <w:t>2026-10-08</w:t>
+      <w:t>2026-10-09</w:t>
       <w:br/>
       <w:br/>
     </w:r>

--- a/klagomål/A 31599-2026 FSC-klagomål.docx
+++ b/klagomål/A 31599-2026 FSC-klagomål.docx
@@ -672,7 +672,7 @@
     <w:r>
       <w:tab/>
       <w:tab/>
-      <w:t>2026-10-09</w:t>
+      <w:t>2026-10-10</w:t>
       <w:br/>
       <w:br/>
     </w:r>

--- a/klagomål/A 31599-2026 FSC-klagomål.docx
+++ b/klagomål/A 31599-2026 FSC-klagomål.docx
@@ -672,7 +672,7 @@
     <w:r>
       <w:tab/>
       <w:tab/>
-      <w:t>2026-10-10</w:t>
+      <w:t>2026-10-11</w:t>
       <w:br/>
       <w:br/>
     </w:r>

--- a/klagomål/A 31599-2026 FSC-klagomål.docx
+++ b/klagomål/A 31599-2026 FSC-klagomål.docx
@@ -672,7 +672,7 @@
     <w:r>
       <w:tab/>
       <w:tab/>
-      <w:t>2026-10-11</w:t>
+      <w:t>2026-10-12</w:t>
       <w:br/>
       <w:br/>
     </w:r>

--- a/klagomål/A 31599-2026 FSC-klagomål.docx
+++ b/klagomål/A 31599-2026 FSC-klagomål.docx
@@ -672,7 +672,7 @@
     <w:r>
       <w:tab/>
       <w:tab/>
-      <w:t>2026-10-12</w:t>
+      <w:t>2026-10-13</w:t>
       <w:br/>
       <w:br/>
     </w:r>

--- a/klagomål/A 31599-2026 FSC-klagomål.docx
+++ b/klagomål/A 31599-2026 FSC-klagomål.docx
@@ -672,7 +672,7 @@
     <w:r>
       <w:tab/>
       <w:tab/>
-      <w:t>2026-10-13</w:t>
+      <w:t>2026-10-14</w:t>
       <w:br/>
       <w:br/>
     </w:r>

--- a/klagomål/A 31599-2026 FSC-klagomål.docx
+++ b/klagomål/A 31599-2026 FSC-klagomål.docx
@@ -672,7 +672,7 @@
     <w:r>
       <w:tab/>
       <w:tab/>
-      <w:t>2026-10-14</w:t>
+      <w:t>2026-10-15</w:t>
       <w:br/>
       <w:br/>
     </w:r>

--- a/klagomål/A 31599-2026 FSC-klagomål.docx
+++ b/klagomål/A 31599-2026 FSC-klagomål.docx
@@ -672,7 +672,7 @@
     <w:r>
       <w:tab/>
       <w:tab/>
-      <w:t>2026-10-15</w:t>
+      <w:t>2026-10-16</w:t>
       <w:br/>
       <w:br/>
     </w:r>

--- a/klagomål/A 31599-2026 FSC-klagomål.docx
+++ b/klagomål/A 31599-2026 FSC-klagomål.docx
@@ -672,7 +672,7 @@
     <w:r>
       <w:tab/>
       <w:tab/>
-      <w:t>2026-10-16</w:t>
+      <w:t>2026-10-17</w:t>
       <w:br/>
       <w:br/>
     </w:r>

--- a/klagomål/A 31599-2026 FSC-klagomål.docx
+++ b/klagomål/A 31599-2026 FSC-klagomål.docx
@@ -672,7 +672,7 @@
     <w:r>
       <w:tab/>
       <w:tab/>
-      <w:t>2026-10-17</w:t>
+      <w:t>2026-10-18</w:t>
       <w:br/>
       <w:br/>
     </w:r>

--- a/klagomål/A 31599-2026 FSC-klagomål.docx
+++ b/klagomål/A 31599-2026 FSC-klagomål.docx
@@ -672,7 +672,7 @@
     <w:r>
       <w:tab/>
       <w:tab/>
-      <w:t>2026-10-18</w:t>
+      <w:t>2026-10-19</w:t>
       <w:br/>
       <w:br/>
     </w:r>

--- a/klagomål/A 31599-2026 FSC-klagomål.docx
+++ b/klagomål/A 31599-2026 FSC-klagomål.docx
@@ -672,7 +672,7 @@
     <w:r>
       <w:tab/>
       <w:tab/>
-      <w:t>2026-10-19</w:t>
+      <w:t>2026-10-20</w:t>
       <w:br/>
       <w:br/>
     </w:r>

--- a/klagomål/A 31599-2026 FSC-klagomål.docx
+++ b/klagomål/A 31599-2026 FSC-klagomål.docx
@@ -672,7 +672,7 @@
     <w:r>
       <w:tab/>
       <w:tab/>
-      <w:t>2026-10-20</w:t>
+      <w:t>2026-10-21</w:t>
       <w:br/>
       <w:br/>
     </w:r>

--- a/klagomål/A 31599-2026 FSC-klagomål.docx
+++ b/klagomål/A 31599-2026 FSC-klagomål.docx
@@ -672,7 +672,7 @@
     <w:r>
       <w:tab/>
       <w:tab/>
-      <w:t>2026-10-21</w:t>
+      <w:t>2026-10-22</w:t>
       <w:br/>
       <w:br/>
     </w:r>

--- a/klagomål/A 31599-2026 FSC-klagomål.docx
+++ b/klagomål/A 31599-2026 FSC-klagomål.docx
@@ -672,7 +672,7 @@
     <w:r>
       <w:tab/>
       <w:tab/>
-      <w:t>2026-10-22</w:t>
+      <w:t>2026-10-23</w:t>
       <w:br/>
       <w:br/>
     </w:r>

--- a/klagomål/A 31599-2026 FSC-klagomål.docx
+++ b/klagomål/A 31599-2026 FSC-klagomål.docx
@@ -672,7 +672,7 @@
     <w:r>
       <w:tab/>
       <w:tab/>
-      <w:t>2026-10-23</w:t>
+      <w:t>2026-10-24</w:t>
       <w:br/>
       <w:br/>
     </w:r>

--- a/klagomål/A 31599-2026 FSC-klagomål.docx
+++ b/klagomål/A 31599-2026 FSC-klagomål.docx
@@ -672,7 +672,7 @@
     <w:r>
       <w:tab/>
       <w:tab/>
-      <w:t>2026-10-24</w:t>
+      <w:t>2026-10-25</w:t>
       <w:br/>
       <w:br/>
     </w:r>

--- a/klagomål/A 31599-2026 FSC-klagomål.docx
+++ b/klagomål/A 31599-2026 FSC-klagomål.docx
@@ -672,7 +672,7 @@
     <w:r>
       <w:tab/>
       <w:tab/>
-      <w:t>2026-10-25</w:t>
+      <w:t>2026-10-26</w:t>
       <w:br/>
       <w:br/>
     </w:r>

--- a/klagomål/A 31599-2026 FSC-klagomål.docx
+++ b/klagomål/A 31599-2026 FSC-klagomål.docx
@@ -672,7 +672,7 @@
     <w:r>
       <w:tab/>
       <w:tab/>
-      <w:t>2026-10-26</w:t>
+      <w:t>2026-10-27</w:t>
       <w:br/>
       <w:br/>
     </w:r>

--- a/klagomål/A 31599-2026 FSC-klagomål.docx
+++ b/klagomål/A 31599-2026 FSC-klagomål.docx
@@ -672,7 +672,7 @@
     <w:r>
       <w:tab/>
       <w:tab/>
-      <w:t>2026-10-27</w:t>
+      <w:t>2026-10-28</w:t>
       <w:br/>
       <w:br/>
     </w:r>

--- a/klagomål/A 31599-2026 FSC-klagomål.docx
+++ b/klagomål/A 31599-2026 FSC-klagomål.docx
@@ -672,7 +672,7 @@
     <w:r>
       <w:tab/>
       <w:tab/>
-      <w:t>2026-10-28</w:t>
+      <w:t>2026-10-29</w:t>
       <w:br/>
       <w:br/>
     </w:r>

--- a/klagomål/A 31599-2026 FSC-klagomål.docx
+++ b/klagomål/A 31599-2026 FSC-klagomål.docx
@@ -672,7 +672,7 @@
     <w:r>
       <w:tab/>
       <w:tab/>
-      <w:t>2026-10-29</w:t>
+      <w:t>2026-10-31</w:t>
       <w:br/>
       <w:br/>
     </w:r>
